--- a/tracked_scripts/u1/m2/exitcheck/Module 2 - Unedited Script.docx
+++ b/tracked_scripts/u1/m2/exitcheck/Module 2 - Unedited Script.docx
@@ -113,6 +113,48 @@
           <w:i w:val="0"/>
         </w:rPr>
         <w:t>• 1.4.3 Can't Create Fractional Symbols (TERTIARY) — Misconception #3</w:t>
+      </w:r>
+    </w:p>
+    <w:p>
+      <w:pPr>
+        <w:spacing w:before="120" w:after="40"/>
+      </w:pPr>
+      <w:r>
+        <w:rPr>
+          <w:rFonts w:ascii="Calibri" w:hAnsi="Calibri"/>
+          <w:b/>
+          <w:i w:val="0"/>
+        </w:rPr>
+        <w:t xml:space="preserve">Building From: </w:t>
+      </w:r>
+      <w:r>
+        <w:rPr>
+          <w:rFonts w:ascii="Calibri" w:hAnsi="Calibri"/>
+          <w:b w:val="0"/>
+          <w:i w:val="0"/>
+        </w:rPr>
+        <w:t>Students read picture graphs and bar graphs with 1:1 scale. They understand that "the KEY shows the SCALE" and practiced "scale of 1" language. They can solve "how many more/fewer" problems by subtracting and "in all" problems by adding. They understand both horizontal and vertical orientations.</w:t>
+      </w:r>
+    </w:p>
+    <w:p>
+      <w:pPr>
+        <w:spacing w:before="40" w:after="40"/>
+      </w:pPr>
+      <w:r>
+        <w:rPr>
+          <w:rFonts w:ascii="Calibri" w:hAnsi="Calibri"/>
+          <w:b/>
+          <w:i w:val="0"/>
+        </w:rPr>
+        <w:t xml:space="preserve">Building Toward: </w:t>
+      </w:r>
+      <w:r>
+        <w:rPr>
+          <w:rFonts w:ascii="Calibri" w:hAnsi="Calibri"/>
+          <w:b w:val="0"/>
+          <w:i w:val="0"/>
+        </w:rPr>
+        <w:t>Students will apply their understanding of "each symbol \= multiple items" to scale of 5\. The grouping concept (groups of 2 → groups of 5\) and half-symbol understanding transfer directly. Skip-counting connection becomes more explicit. ---</w:t>
       </w:r>
     </w:p>
     <w:p>
@@ -231,7 +273,7 @@
           <w:b/>
           <w:i w:val="0"/>
         </w:rPr>
-        <w:t xml:space="preserve">• Options:  </w:t>
+        <w:t xml:space="preserve">• Answer option (optional):  </w:t>
       </w:r>
       <w:r>
         <w:rPr>
@@ -241,7 +283,7 @@
           <w:color w:val="6E6E6E"/>
           <w:sz w:val="19"/>
         </w:rPr>
-        <w:t>The available answer choices</w:t>
+        <w:t>The available answer choice, nested under Prompt</w:t>
       </w:r>
     </w:p>
     <w:p>
@@ -413,9 +455,7 @@
         <w:rPr>
           <w:rFonts w:ascii="Calibri" w:hAnsi="Calibri"/>
           <w:b/>
-          <w:i/>
-          <w:color w:val="6E6E6E"/>
-          <w:sz w:val="19"/>
+          <w:i w:val="0"/>
         </w:rPr>
         <w:t xml:space="preserve">Visual: </w:t>
       </w:r>
@@ -423,9 +463,7 @@
         <w:rPr>
           <w:rFonts w:ascii="Calibri" w:hAnsi="Calibri"/>
           <w:b w:val="0"/>
-          <w:i/>
-          <w:color w:val="6E6E6E"/>
-          <w:sz w:val="19"/>
+          <w:i w:val="0"/>
         </w:rPr>
         <w:t>Vertical picture graph appears showing Favorite Sports data. Soccer has 4 stars (8 votes), Basketball has 3 stars (6 votes), Baseball has 5 stars (10 votes), Tennis has 2 stars (4 votes). Key displays: Each ⭐ = 2 votes.</w:t>
       </w:r>
@@ -439,9 +477,7 @@
         <w:rPr>
           <w:rFonts w:ascii="Calibri" w:hAnsi="Calibri"/>
           <w:b/>
-          <w:i/>
-          <w:color w:val="6E6E6E"/>
-          <w:sz w:val="19"/>
+          <w:i w:val="0"/>
         </w:rPr>
         <w:t xml:space="preserve">Visual: </w:t>
       </w:r>
@@ -449,9 +485,7 @@
         <w:rPr>
           <w:rFonts w:ascii="Calibri" w:hAnsi="Calibri"/>
           <w:b w:val="0"/>
-          <w:i/>
-          <w:color w:val="6E6E6E"/>
-          <w:sz w:val="19"/>
+          <w:i w:val="0"/>
         </w:rPr>
         <w:t>Data table appears alongside graph showing Favorite Sports values: Soccer 8, Basketball 6, Baseball 10, Tennis 4.</w:t>
       </w:r>
@@ -580,7 +614,21 @@
     </w:p>
     <w:p>
       <w:pPr>
-        <w:spacing w:before="60" w:after="20"/>
+        <w:spacing w:before="80" w:after="40"/>
+        <w:ind w:left="0"/>
+      </w:pPr>
+      <w:r>
+        <w:rPr>
+          <w:rFonts w:ascii="Calibri" w:hAnsi="Calibri"/>
+          <w:b/>
+          <w:i w:val="0"/>
+        </w:rPr>
+        <w:t>Based on student response:</w:t>
+      </w:r>
+    </w:p>
+    <w:p>
+      <w:pPr>
+        <w:spacing w:before="40" w:after="20"/>
         <w:ind w:left="0"/>
       </w:pPr>
       <w:r>
@@ -625,8 +673,8 @@
     </w:p>
     <w:p>
       <w:pPr>
-        <w:spacing w:before="60" w:after="20"/>
-        <w:ind w:left="432"/>
+        <w:spacing w:before="40" w:after="20"/>
+        <w:ind w:left="0"/>
       </w:pPr>
       <w:r>
         <w:rPr>
@@ -649,15 +697,13 @@
     <w:p>
       <w:pPr>
         <w:spacing w:before="20" w:after="20"/>
-        <w:ind w:left="720"/>
+        <w:ind w:left="0"/>
       </w:pPr>
       <w:r>
         <w:rPr>
           <w:rFonts w:ascii="Calibri" w:hAnsi="Calibri"/>
           <w:b/>
-          <w:i/>
-          <w:color w:val="6E6E6E"/>
-          <w:sz w:val="19"/>
+          <w:i w:val="0"/>
         </w:rPr>
         <w:t xml:space="preserve">Visual: </w:t>
       </w:r>
@@ -665,9 +711,7 @@
         <w:rPr>
           <w:rFonts w:ascii="Calibri" w:hAnsi="Calibri"/>
           <w:b w:val="0"/>
-          <w:i/>
-          <w:color w:val="6E6E6E"/>
-          <w:sz w:val="19"/>
+          <w:i w:val="0"/>
         </w:rPr>
         <w:t>Update (picture_graph_sports)</w:t>
       </w:r>
@@ -675,7 +719,7 @@
     <w:p>
       <w:pPr>
         <w:spacing w:before="20" w:after="20"/>
-        <w:ind w:left="720"/>
+        <w:ind w:left="0"/>
       </w:pPr>
       <w:r>
         <w:rPr>
@@ -696,8 +740,8 @@
     </w:p>
     <w:p>
       <w:pPr>
-        <w:spacing w:before="60" w:after="20"/>
-        <w:ind w:left="432"/>
+        <w:spacing w:before="40" w:after="20"/>
+        <w:ind w:left="0"/>
       </w:pPr>
       <w:r>
         <w:rPr>
@@ -720,15 +764,13 @@
     <w:p>
       <w:pPr>
         <w:spacing w:before="20" w:after="20"/>
-        <w:ind w:left="720"/>
+        <w:ind w:left="0"/>
       </w:pPr>
       <w:r>
         <w:rPr>
           <w:rFonts w:ascii="Calibri" w:hAnsi="Calibri"/>
           <w:b/>
-          <w:i/>
-          <w:color w:val="6E6E6E"/>
-          <w:sz w:val="19"/>
+          <w:i w:val="0"/>
         </w:rPr>
         <w:t xml:space="preserve">Visual: </w:t>
       </w:r>
@@ -736,9 +778,7 @@
         <w:rPr>
           <w:rFonts w:ascii="Calibri" w:hAnsi="Calibri"/>
           <w:b w:val="0"/>
-          <w:i/>
-          <w:color w:val="6E6E6E"/>
-          <w:sz w:val="19"/>
+          <w:i w:val="0"/>
         </w:rPr>
         <w:t>Update (picture_graph_sports)</w:t>
       </w:r>
@@ -746,7 +786,7 @@
     <w:p>
       <w:pPr>
         <w:spacing w:before="20" w:after="20"/>
-        <w:ind w:left="720"/>
+        <w:ind w:left="0"/>
       </w:pPr>
       <w:r>
         <w:rPr>
@@ -767,8 +807,8 @@
     </w:p>
     <w:p>
       <w:pPr>
-        <w:spacing w:before="60" w:after="20"/>
-        <w:ind w:left="432"/>
+        <w:spacing w:before="40" w:after="20"/>
+        <w:ind w:left="0"/>
       </w:pPr>
       <w:r>
         <w:rPr>
@@ -791,15 +831,13 @@
     <w:p>
       <w:pPr>
         <w:spacing w:before="20" w:after="20"/>
-        <w:ind w:left="720"/>
+        <w:ind w:left="0"/>
       </w:pPr>
       <w:r>
         <w:rPr>
           <w:rFonts w:ascii="Calibri" w:hAnsi="Calibri"/>
           <w:b/>
-          <w:i/>
-          <w:color w:val="6E6E6E"/>
-          <w:sz w:val="19"/>
+          <w:i w:val="0"/>
         </w:rPr>
         <w:t xml:space="preserve">Visual: </w:t>
       </w:r>
@@ -807,9 +845,7 @@
         <w:rPr>
           <w:rFonts w:ascii="Calibri" w:hAnsi="Calibri"/>
           <w:b w:val="0"/>
-          <w:i/>
-          <w:color w:val="6E6E6E"/>
-          <w:sz w:val="19"/>
+          <w:i w:val="0"/>
         </w:rPr>
         <w:t>Highlight: Soccer, Basketball, Baseball, Tennis</w:t>
       </w:r>
@@ -817,7 +853,7 @@
     <w:p>
       <w:pPr>
         <w:spacing w:before="20" w:after="20"/>
-        <w:ind w:left="720"/>
+        <w:ind w:left="0"/>
       </w:pPr>
       <w:r>
         <w:rPr>
@@ -838,8 +874,8 @@
     </w:p>
     <w:p>
       <w:pPr>
-        <w:spacing w:before="60" w:after="20"/>
-        <w:ind w:left="432"/>
+        <w:spacing w:before="40" w:after="20"/>
+        <w:ind w:left="0"/>
       </w:pPr>
       <w:r>
         <w:rPr>
@@ -862,15 +898,13 @@
     <w:p>
       <w:pPr>
         <w:spacing w:before="20" w:after="20"/>
-        <w:ind w:left="720"/>
+        <w:ind w:left="0"/>
       </w:pPr>
       <w:r>
         <w:rPr>
           <w:rFonts w:ascii="Calibri" w:hAnsi="Calibri"/>
           <w:b/>
-          <w:i/>
-          <w:color w:val="6E6E6E"/>
-          <w:sz w:val="19"/>
+          <w:i w:val="0"/>
         </w:rPr>
         <w:t xml:space="preserve">Visual: </w:t>
       </w:r>
@@ -878,9 +912,7 @@
         <w:rPr>
           <w:rFonts w:ascii="Calibri" w:hAnsi="Calibri"/>
           <w:b w:val="0"/>
-          <w:i/>
-          <w:color w:val="6E6E6E"/>
-          <w:sz w:val="19"/>
+          <w:i w:val="0"/>
         </w:rPr>
         <w:t>Key pulses to show 'Each ⭐ = 2 votes', then one symbol in Soccer row highlights to demonstrate it represents 2 votes</w:t>
       </w:r>
@@ -888,7 +920,7 @@
     <w:p>
       <w:pPr>
         <w:spacing w:before="20" w:after="20"/>
-        <w:ind w:left="720"/>
+        <w:ind w:left="0"/>
       </w:pPr>
       <w:r>
         <w:rPr>
@@ -925,9 +957,7 @@
         <w:rPr>
           <w:rFonts w:ascii="Calibri" w:hAnsi="Calibri"/>
           <w:b/>
-          <w:i/>
-          <w:color w:val="6E6E6E"/>
-          <w:sz w:val="19"/>
+          <w:i w:val="0"/>
         </w:rPr>
         <w:t xml:space="preserve">Visual: </w:t>
       </w:r>
@@ -935,9 +965,7 @@
         <w:rPr>
           <w:rFonts w:ascii="Calibri" w:hAnsi="Calibri"/>
           <w:b w:val="0"/>
-          <w:i/>
-          <w:color w:val="6E6E6E"/>
-          <w:sz w:val="19"/>
+          <w:i w:val="0"/>
         </w:rPr>
         <w:t>Data table updates to show Emma collected 9 stickers. Context: scale of 2.</w:t>
       </w:r>
@@ -1066,7 +1094,21 @@
     </w:p>
     <w:p>
       <w:pPr>
-        <w:spacing w:before="60" w:after="20"/>
+        <w:spacing w:before="80" w:after="40"/>
+        <w:ind w:left="0"/>
+      </w:pPr>
+      <w:r>
+        <w:rPr>
+          <w:rFonts w:ascii="Calibri" w:hAnsi="Calibri"/>
+          <w:b/>
+          <w:i w:val="0"/>
+        </w:rPr>
+        <w:t>Based on student response:</w:t>
+      </w:r>
+    </w:p>
+    <w:p>
+      <w:pPr>
+        <w:spacing w:before="40" w:after="20"/>
         <w:ind w:left="0"/>
       </w:pPr>
       <w:r>
@@ -1111,8 +1153,8 @@
     </w:p>
     <w:p>
       <w:pPr>
-        <w:spacing w:before="60" w:after="20"/>
-        <w:ind w:left="432"/>
+        <w:spacing w:before="40" w:after="20"/>
+        <w:ind w:left="0"/>
       </w:pPr>
       <w:r>
         <w:rPr>
@@ -1135,15 +1177,13 @@
     <w:p>
       <w:pPr>
         <w:spacing w:before="20" w:after="20"/>
-        <w:ind w:left="720"/>
+        <w:ind w:left="0"/>
       </w:pPr>
       <w:r>
         <w:rPr>
           <w:rFonts w:ascii="Calibri" w:hAnsi="Calibri"/>
           <w:b/>
-          <w:i/>
-          <w:color w:val="6E6E6E"/>
-          <w:sz w:val="19"/>
+          <w:i w:val="0"/>
         </w:rPr>
         <w:t xml:space="preserve">Visual: </w:t>
       </w:r>
@@ -1151,9 +1191,7 @@
         <w:rPr>
           <w:rFonts w:ascii="Calibri" w:hAnsi="Calibri"/>
           <w:b w:val="0"/>
-          <w:i/>
-          <w:color w:val="6E6E6E"/>
-          <w:sz w:val="19"/>
+          <w:i w:val="0"/>
         </w:rPr>
         <w:t>Highlight: Emma</w:t>
       </w:r>
@@ -1161,7 +1199,7 @@
     <w:p>
       <w:pPr>
         <w:spacing w:before="20" w:after="20"/>
-        <w:ind w:left="720"/>
+        <w:ind w:left="0"/>
       </w:pPr>
       <w:r>
         <w:rPr>
@@ -1182,8 +1220,8 @@
     </w:p>
     <w:p>
       <w:pPr>
-        <w:spacing w:before="60" w:after="20"/>
-        <w:ind w:left="432"/>
+        <w:spacing w:before="40" w:after="20"/>
+        <w:ind w:left="0"/>
       </w:pPr>
       <w:r>
         <w:rPr>
@@ -1206,15 +1244,13 @@
     <w:p>
       <w:pPr>
         <w:spacing w:before="20" w:after="20"/>
-        <w:ind w:left="720"/>
+        <w:ind w:left="0"/>
       </w:pPr>
       <w:r>
         <w:rPr>
           <w:rFonts w:ascii="Calibri" w:hAnsi="Calibri"/>
           <w:b/>
-          <w:i/>
-          <w:color w:val="6E6E6E"/>
-          <w:sz w:val="19"/>
+          <w:i w:val="0"/>
         </w:rPr>
         <w:t xml:space="preserve">Visual: </w:t>
       </w:r>
@@ -1222,9 +1258,7 @@
         <w:rPr>
           <w:rFonts w:ascii="Calibri" w:hAnsi="Calibri"/>
           <w:b w:val="0"/>
-          <w:i/>
-          <w:color w:val="6E6E6E"/>
-          <w:sz w:val="19"/>
+          <w:i w:val="0"/>
         </w:rPr>
         <w:t>Highlight: Emma</w:t>
       </w:r>
@@ -1232,7 +1266,7 @@
     <w:p>
       <w:pPr>
         <w:spacing w:before="20" w:after="20"/>
-        <w:ind w:left="720"/>
+        <w:ind w:left="0"/>
       </w:pPr>
       <w:r>
         <w:rPr>
@@ -1253,8 +1287,8 @@
     </w:p>
     <w:p>
       <w:pPr>
-        <w:spacing w:before="60" w:after="20"/>
-        <w:ind w:left="432"/>
+        <w:spacing w:before="40" w:after="20"/>
+        <w:ind w:left="0"/>
       </w:pPr>
       <w:r>
         <w:rPr>
@@ -1277,15 +1311,13 @@
     <w:p>
       <w:pPr>
         <w:spacing w:before="20" w:after="20"/>
-        <w:ind w:left="720"/>
+        <w:ind w:left="0"/>
       </w:pPr>
       <w:r>
         <w:rPr>
           <w:rFonts w:ascii="Calibri" w:hAnsi="Calibri"/>
           <w:b/>
-          <w:i/>
-          <w:color w:val="6E6E6E"/>
-          <w:sz w:val="19"/>
+          <w:i w:val="0"/>
         </w:rPr>
         <w:t xml:space="preserve">Visual: </w:t>
       </w:r>
@@ -1293,9 +1325,7 @@
         <w:rPr>
           <w:rFonts w:ascii="Calibri" w:hAnsi="Calibri"/>
           <w:b w:val="0"/>
-          <w:i/>
-          <w:color w:val="6E6E6E"/>
-          <w:sz w:val="19"/>
+          <w:i w:val="0"/>
         </w:rPr>
         <w:t>Highlight: Emma</w:t>
       </w:r>
@@ -1303,7 +1333,7 @@
     <w:p>
       <w:pPr>
         <w:spacing w:before="20" w:after="20"/>
-        <w:ind w:left="720"/>
+        <w:ind w:left="0"/>
       </w:pPr>
       <w:r>
         <w:rPr>
@@ -1324,8 +1354,8 @@
     </w:p>
     <w:p>
       <w:pPr>
-        <w:spacing w:before="60" w:after="20"/>
-        <w:ind w:left="432"/>
+        <w:spacing w:before="40" w:after="20"/>
+        <w:ind w:left="0"/>
       </w:pPr>
       <w:r>
         <w:rPr>
@@ -1348,15 +1378,13 @@
     <w:p>
       <w:pPr>
         <w:spacing w:before="20" w:after="20"/>
-        <w:ind w:left="720"/>
+        <w:ind w:left="0"/>
       </w:pPr>
       <w:r>
         <w:rPr>
           <w:rFonts w:ascii="Calibri" w:hAnsi="Calibri"/>
           <w:b/>
-          <w:i/>
-          <w:color w:val="6E6E6E"/>
-          <w:sz w:val="19"/>
+          <w:i w:val="0"/>
         </w:rPr>
         <w:t xml:space="preserve">Visual: </w:t>
       </w:r>
@@ -1364,9 +1392,7 @@
         <w:rPr>
           <w:rFonts w:ascii="Calibri" w:hAnsi="Calibri"/>
           <w:b w:val="0"/>
-          <w:i/>
-          <w:color w:val="6E6E6E"/>
-          <w:sz w:val="19"/>
+          <w:i w:val="0"/>
         </w:rPr>
         <w:t>System demonstrates calculating symbols for 9: 4 full symbols show 8, plus half-symbol shows 1 more</w:t>
       </w:r>
@@ -1374,7 +1400,7 @@
     <w:p>
       <w:pPr>
         <w:spacing w:before="20" w:after="20"/>
-        <w:ind w:left="720"/>
+        <w:ind w:left="0"/>
       </w:pPr>
       <w:r>
         <w:rPr>
@@ -1411,9 +1437,7 @@
         <w:rPr>
           <w:rFonts w:ascii="Calibri" w:hAnsi="Calibri"/>
           <w:b/>
-          <w:i/>
-          <w:color w:val="6E6E6E"/>
-          <w:sz w:val="19"/>
+          <w:i w:val="0"/>
         </w:rPr>
         <w:t xml:space="preserve">Visual: </w:t>
       </w:r>
@@ -1421,9 +1445,7 @@
         <w:rPr>
           <w:rFonts w:ascii="Calibri" w:hAnsi="Calibri"/>
           <w:b w:val="0"/>
-          <w:i/>
-          <w:color w:val="6E6E6E"/>
-          <w:sz w:val="19"/>
+          <w:i w:val="0"/>
         </w:rPr>
         <w:t>Data table updates showing Stickers Collected: Emma 8, Liam 6, Ava 7, Noah 10. Mix of even and odd values.</w:t>
       </w:r>
@@ -1437,9 +1459,7 @@
         <w:rPr>
           <w:rFonts w:ascii="Calibri" w:hAnsi="Calibri"/>
           <w:b/>
-          <w:i/>
-          <w:color w:val="6E6E6E"/>
-          <w:sz w:val="19"/>
+          <w:i w:val="0"/>
         </w:rPr>
         <w:t xml:space="preserve">Visual: </w:t>
       </w:r>
@@ -1447,9 +1467,7 @@
         <w:rPr>
           <w:rFonts w:ascii="Calibri" w:hAnsi="Calibri"/>
           <w:b w:val="0"/>
-          <w:i/>
-          <w:color w:val="6E6E6E"/>
-          <w:sz w:val="19"/>
+          <w:i w:val="0"/>
         </w:rPr>
         <w:t>Empty picture graph template appears for student creation. Scale of 2. Emma (4 symbols), Liam (3 symbols), and Noah (5 symbols) already placed. Ava row is empty, awaiting student placement.</w:t>
       </w:r>
@@ -1522,7 +1540,21 @@
     </w:p>
     <w:p>
       <w:pPr>
-        <w:spacing w:before="60" w:after="20"/>
+        <w:spacing w:before="80" w:after="40"/>
+        <w:ind w:left="0"/>
+      </w:pPr>
+      <w:r>
+        <w:rPr>
+          <w:rFonts w:ascii="Calibri" w:hAnsi="Calibri"/>
+          <w:b/>
+          <w:i w:val="0"/>
+        </w:rPr>
+        <w:t>Based on student response:</w:t>
+      </w:r>
+    </w:p>
+    <w:p>
+      <w:pPr>
+        <w:spacing w:before="40" w:after="20"/>
         <w:ind w:left="0"/>
       </w:pPr>
       <w:r>
@@ -1552,9 +1584,7 @@
         <w:rPr>
           <w:rFonts w:ascii="Calibri" w:hAnsi="Calibri"/>
           <w:b/>
-          <w:i/>
-          <w:color w:val="6E6E6E"/>
-          <w:sz w:val="19"/>
+          <w:i w:val="0"/>
         </w:rPr>
         <w:t xml:space="preserve">Visual: </w:t>
       </w:r>
@@ -1562,9 +1592,7 @@
         <w:rPr>
           <w:rFonts w:ascii="Calibri" w:hAnsi="Calibri"/>
           <w:b w:val="0"/>
-          <w:i/>
-          <w:color w:val="6E6E6E"/>
-          <w:sz w:val="19"/>
+          <w:i w:val="0"/>
         </w:rPr>
         <w:t>Ava row now shows 3 full symbols and 1 half-symbol. Graph complete.</w:t>
       </w:r>
@@ -1593,8 +1621,8 @@
     </w:p>
     <w:p>
       <w:pPr>
-        <w:spacing w:before="60" w:after="20"/>
-        <w:ind w:left="432"/>
+        <w:spacing w:before="40" w:after="20"/>
+        <w:ind w:left="0"/>
       </w:pPr>
       <w:r>
         <w:rPr>
@@ -1617,7 +1645,7 @@
     <w:p>
       <w:pPr>
         <w:spacing w:before="20" w:after="20"/>
-        <w:ind w:left="720"/>
+        <w:ind w:left="0"/>
       </w:pPr>
       <w:r>
         <w:rPr>
@@ -1638,8 +1666,8 @@
     </w:p>
     <w:p>
       <w:pPr>
-        <w:spacing w:before="60" w:after="20"/>
-        <w:ind w:left="432"/>
+        <w:spacing w:before="40" w:after="20"/>
+        <w:ind w:left="0"/>
       </w:pPr>
       <w:r>
         <w:rPr>
@@ -1662,15 +1690,13 @@
     <w:p>
       <w:pPr>
         <w:spacing w:before="20" w:after="20"/>
-        <w:ind w:left="720"/>
+        <w:ind w:left="0"/>
       </w:pPr>
       <w:r>
         <w:rPr>
           <w:rFonts w:ascii="Calibri" w:hAnsi="Calibri"/>
           <w:b/>
-          <w:i/>
-          <w:color w:val="6E6E6E"/>
-          <w:sz w:val="19"/>
+          <w:i w:val="0"/>
         </w:rPr>
         <w:t xml:space="preserve">Visual: </w:t>
       </w:r>
@@ -1678,9 +1704,7 @@
         <w:rPr>
           <w:rFonts w:ascii="Calibri" w:hAnsi="Calibri"/>
           <w:b w:val="0"/>
-          <w:i/>
-          <w:color w:val="6E6E6E"/>
-          <w:sz w:val="19"/>
+          <w:i w:val="0"/>
         </w:rPr>
         <w:t>Highlight: Ava</w:t>
       </w:r>
@@ -1688,7 +1712,7 @@
     <w:p>
       <w:pPr>
         <w:spacing w:before="20" w:after="20"/>
-        <w:ind w:left="720"/>
+        <w:ind w:left="0"/>
       </w:pPr>
       <w:r>
         <w:rPr>
@@ -1709,8 +1733,8 @@
     </w:p>
     <w:p>
       <w:pPr>
-        <w:spacing w:before="60" w:after="20"/>
-        <w:ind w:left="432"/>
+        <w:spacing w:before="40" w:after="20"/>
+        <w:ind w:left="0"/>
       </w:pPr>
       <w:r>
         <w:rPr>
@@ -1733,15 +1757,13 @@
     <w:p>
       <w:pPr>
         <w:spacing w:before="20" w:after="20"/>
-        <w:ind w:left="720"/>
+        <w:ind w:left="0"/>
       </w:pPr>
       <w:r>
         <w:rPr>
           <w:rFonts w:ascii="Calibri" w:hAnsi="Calibri"/>
           <w:b/>
-          <w:i/>
-          <w:color w:val="6E6E6E"/>
-          <w:sz w:val="19"/>
+          <w:i w:val="0"/>
         </w:rPr>
         <w:t xml:space="preserve">Visual: </w:t>
       </w:r>
@@ -1749,9 +1771,7 @@
         <w:rPr>
           <w:rFonts w:ascii="Calibri" w:hAnsi="Calibri"/>
           <w:b w:val="0"/>
-          <w:i/>
-          <w:color w:val="6E6E6E"/>
-          <w:sz w:val="19"/>
+          <w:i w:val="0"/>
         </w:rPr>
         <w:t>System places 3 full symbols and 1 half-symbol in Ava's row, demonstrating the correct placement for 7 stickers with a scale of 2</w:t>
       </w:r>
@@ -1759,7 +1779,7 @@
     <w:p>
       <w:pPr>
         <w:spacing w:before="20" w:after="20"/>
-        <w:ind w:left="720"/>
+        <w:ind w:left="0"/>
       </w:pPr>
       <w:r>
         <w:rPr>
@@ -1796,9 +1816,7 @@
         <w:rPr>
           <w:rFonts w:ascii="Calibri" w:hAnsi="Calibri"/>
           <w:b/>
-          <w:i/>
-          <w:color w:val="6E6E6E"/>
-          <w:sz w:val="19"/>
+          <w:i w:val="0"/>
         </w:rPr>
         <w:t xml:space="preserve">Visual: </w:t>
       </w:r>
@@ -1806,9 +1824,7 @@
         <w:rPr>
           <w:rFonts w:ascii="Calibri" w:hAnsi="Calibri"/>
           <w:b w:val="0"/>
-          <w:i/>
-          <w:color w:val="6E6E6E"/>
-          <w:sz w:val="19"/>
+          <w:i w:val="0"/>
         </w:rPr>
         <w:t>Completed picture graph appears showing How Students Get to School. Bus has 4 symbols (8 students), Walk has 3 symbols (6 students), Car has 5 symbols (10 students), Bike has 2 symbols (4 students). Key visible: Each 🚌 = 2 students.</w:t>
       </w:r>
@@ -1822,9 +1838,7 @@
         <w:rPr>
           <w:rFonts w:ascii="Calibri" w:hAnsi="Calibri"/>
           <w:b/>
-          <w:i/>
-          <w:color w:val="6E6E6E"/>
-          <w:sz w:val="19"/>
+          <w:i w:val="0"/>
         </w:rPr>
         <w:t xml:space="preserve">Visual: </w:t>
       </w:r>
@@ -1832,9 +1846,7 @@
         <w:rPr>
           <w:rFonts w:ascii="Calibri" w:hAnsi="Calibri"/>
           <w:b w:val="0"/>
-          <w:i/>
-          <w:color w:val="6E6E6E"/>
-          <w:sz w:val="19"/>
+          <w:i w:val="0"/>
         </w:rPr>
         <w:t>Remove picture_graph_stickers_create</w:t>
       </w:r>
@@ -1963,7 +1975,21 @@
     </w:p>
     <w:p>
       <w:pPr>
-        <w:spacing w:before="60" w:after="20"/>
+        <w:spacing w:before="80" w:after="40"/>
+        <w:ind w:left="0"/>
+      </w:pPr>
+      <w:r>
+        <w:rPr>
+          <w:rFonts w:ascii="Calibri" w:hAnsi="Calibri"/>
+          <w:b/>
+          <w:i w:val="0"/>
+        </w:rPr>
+        <w:t>Based on student response:</w:t>
+      </w:r>
+    </w:p>
+    <w:p>
+      <w:pPr>
+        <w:spacing w:before="40" w:after="20"/>
         <w:ind w:left="0"/>
       </w:pPr>
       <w:r>
@@ -2008,8 +2034,8 @@
     </w:p>
     <w:p>
       <w:pPr>
-        <w:spacing w:before="60" w:after="20"/>
-        <w:ind w:left="432"/>
+        <w:spacing w:before="40" w:after="20"/>
+        <w:ind w:left="0"/>
       </w:pPr>
       <w:r>
         <w:rPr>
@@ -2032,15 +2058,13 @@
     <w:p>
       <w:pPr>
         <w:spacing w:before="20" w:after="20"/>
-        <w:ind w:left="720"/>
+        <w:ind w:left="0"/>
       </w:pPr>
       <w:r>
         <w:rPr>
           <w:rFonts w:ascii="Calibri" w:hAnsi="Calibri"/>
           <w:b/>
-          <w:i/>
-          <w:color w:val="6E6E6E"/>
-          <w:sz w:val="19"/>
+          <w:i w:val="0"/>
         </w:rPr>
         <w:t xml:space="preserve">Visual: </w:t>
       </w:r>
@@ -2048,9 +2072,7 @@
         <w:rPr>
           <w:rFonts w:ascii="Calibri" w:hAnsi="Calibri"/>
           <w:b w:val="0"/>
-          <w:i/>
-          <w:color w:val="6E6E6E"/>
-          <w:sz w:val="19"/>
+          <w:i w:val="0"/>
         </w:rPr>
         <w:t>Highlight: Bus</w:t>
       </w:r>
@@ -2058,7 +2080,7 @@
     <w:p>
       <w:pPr>
         <w:spacing w:before="20" w:after="20"/>
-        <w:ind w:left="720"/>
+        <w:ind w:left="0"/>
       </w:pPr>
       <w:r>
         <w:rPr>
@@ -2079,8 +2101,8 @@
     </w:p>
     <w:p>
       <w:pPr>
-        <w:spacing w:before="60" w:after="20"/>
-        <w:ind w:left="432"/>
+        <w:spacing w:before="40" w:after="20"/>
+        <w:ind w:left="0"/>
       </w:pPr>
       <w:r>
         <w:rPr>
@@ -2103,15 +2125,13 @@
     <w:p>
       <w:pPr>
         <w:spacing w:before="20" w:after="20"/>
-        <w:ind w:left="720"/>
+        <w:ind w:left="0"/>
       </w:pPr>
       <w:r>
         <w:rPr>
           <w:rFonts w:ascii="Calibri" w:hAnsi="Calibri"/>
           <w:b/>
-          <w:i/>
-          <w:color w:val="6E6E6E"/>
-          <w:sz w:val="19"/>
+          <w:i w:val="0"/>
         </w:rPr>
         <w:t xml:space="preserve">Visual: </w:t>
       </w:r>
@@ -2119,9 +2139,7 @@
         <w:rPr>
           <w:rFonts w:ascii="Calibri" w:hAnsi="Calibri"/>
           <w:b w:val="0"/>
-          <w:i/>
-          <w:color w:val="6E6E6E"/>
-          <w:sz w:val="19"/>
+          <w:i w:val="0"/>
         </w:rPr>
         <w:t>Highlight: Bus</w:t>
       </w:r>
@@ -2129,7 +2147,7 @@
     <w:p>
       <w:pPr>
         <w:spacing w:before="20" w:after="20"/>
-        <w:ind w:left="720"/>
+        <w:ind w:left="0"/>
       </w:pPr>
       <w:r>
         <w:rPr>
@@ -2150,8 +2168,8 @@
     </w:p>
     <w:p>
       <w:pPr>
-        <w:spacing w:before="60" w:after="20"/>
-        <w:ind w:left="432"/>
+        <w:spacing w:before="40" w:after="20"/>
+        <w:ind w:left="0"/>
       </w:pPr>
       <w:r>
         <w:rPr>
@@ -2174,15 +2192,13 @@
     <w:p>
       <w:pPr>
         <w:spacing w:before="20" w:after="20"/>
-        <w:ind w:left="720"/>
+        <w:ind w:left="0"/>
       </w:pPr>
       <w:r>
         <w:rPr>
           <w:rFonts w:ascii="Calibri" w:hAnsi="Calibri"/>
           <w:b/>
-          <w:i/>
-          <w:color w:val="6E6E6E"/>
-          <w:sz w:val="19"/>
+          <w:i w:val="0"/>
         </w:rPr>
         <w:t xml:space="preserve">Visual: </w:t>
       </w:r>
@@ -2190,9 +2206,7 @@
         <w:rPr>
           <w:rFonts w:ascii="Calibri" w:hAnsi="Calibri"/>
           <w:b w:val="0"/>
-          <w:i/>
-          <w:color w:val="6E6E6E"/>
-          <w:sz w:val="19"/>
+          <w:i w:val="0"/>
         </w:rPr>
         <w:t>Highlight: Bus</w:t>
       </w:r>
@@ -2200,7 +2214,7 @@
     <w:p>
       <w:pPr>
         <w:spacing w:before="20" w:after="20"/>
-        <w:ind w:left="720"/>
+        <w:ind w:left="0"/>
       </w:pPr>
       <w:r>
         <w:rPr>
@@ -2221,8 +2235,8 @@
     </w:p>
     <w:p>
       <w:pPr>
-        <w:spacing w:before="60" w:after="20"/>
-        <w:ind w:left="432"/>
+        <w:spacing w:before="40" w:after="20"/>
+        <w:ind w:left="0"/>
       </w:pPr>
       <w:r>
         <w:rPr>
@@ -2245,15 +2259,13 @@
     <w:p>
       <w:pPr>
         <w:spacing w:before="20" w:after="20"/>
-        <w:ind w:left="720"/>
+        <w:ind w:left="0"/>
       </w:pPr>
       <w:r>
         <w:rPr>
           <w:rFonts w:ascii="Calibri" w:hAnsi="Calibri"/>
           <w:b/>
-          <w:i/>
-          <w:color w:val="6E6E6E"/>
-          <w:sz w:val="19"/>
+          <w:i w:val="0"/>
         </w:rPr>
         <w:t xml:space="preserve">Visual: </w:t>
       </w:r>
@@ -2261,9 +2273,7 @@
         <w:rPr>
           <w:rFonts w:ascii="Calibri" w:hAnsi="Calibri"/>
           <w:b w:val="0"/>
-          <w:i/>
-          <w:color w:val="6E6E6E"/>
-          <w:sz w:val="19"/>
+          <w:i w:val="0"/>
         </w:rPr>
         <w:t>System highlights Bus row. Each symbol pulses as counted: 1, 2, 3, 4 symbols. Then shows multiplication: 4 × 2 = 8 students.</w:t>
       </w:r>
@@ -2271,7 +2281,7 @@
     <w:p>
       <w:pPr>
         <w:spacing w:before="20" w:after="20"/>
-        <w:ind w:left="720"/>
+        <w:ind w:left="0"/>
       </w:pPr>
       <w:r>
         <w:rPr>
@@ -2330,9 +2340,7 @@
         <w:rPr>
           <w:rFonts w:ascii="Calibri" w:hAnsi="Calibri"/>
           <w:b/>
-          <w:i/>
-          <w:color w:val="6E6E6E"/>
-          <w:sz w:val="19"/>
+          <w:i w:val="0"/>
         </w:rPr>
         <w:t xml:space="preserve">Visual: </w:t>
       </w:r>
@@ -2340,9 +2348,7 @@
         <w:rPr>
           <w:rFonts w:ascii="Calibri" w:hAnsi="Calibri"/>
           <w:b w:val="0"/>
-          <w:i/>
-          <w:color w:val="6E6E6E"/>
-          <w:sz w:val="19"/>
+          <w:i w:val="0"/>
         </w:rPr>
         <w:t>Remove picture_graph_bus</w:t>
       </w:r>
